--- a/Dokumentacija/Dokumentacija tim Doktori.docx
+++ b/Dokumentacija/Dokumentacija tim Doktori.docx
@@ -3709,8 +3709,21 @@
       <w:pPr>
         <w:spacing w:after="60"/>
       </w:pPr>
-      <w:r>
-        <w:t xml:space="preserve">Kriterij završenosti: Na </w:t>
+      <w:proofErr w:type="spellStart"/>
+      <w:r>
+        <w:t>Kriterij</w:t>
+      </w:r>
+      <w:proofErr w:type="spellEnd"/>
+      <w:r>
+        <w:t xml:space="preserve"> </w:t>
+      </w:r>
+      <w:proofErr w:type="spellStart"/>
+      <w:r>
+        <w:t>završenosti</w:t>
+      </w:r>
+      <w:proofErr w:type="spellEnd"/>
+      <w:r>
+        <w:t xml:space="preserve">: Na </w:t>
       </w:r>
       <w:proofErr w:type="spellStart"/>
       <w:r>
@@ -5013,10 +5026,7 @@
         <w:t>Pohvala</w:t>
       </w:r>
       <w:r>
-        <w:t>-</w:t>
-      </w:r>
-      <w:r>
-        <w:t>Stranica</w:t>
+        <w:t>-Stranica</w:t>
       </w:r>
       <w:proofErr w:type="spellEnd"/>
       <w:r>
@@ -5062,7 +5072,16 @@
     </w:p>
     <w:p>
       <w:pPr>
-        <w:spacing w:before="200" w:after="100"/>
+        <w:keepNext/>
+        <w:pBdr>
+          <w:bottom w:val="single" w:sz="8" w:space="3" w:color="2F75B5"/>
+        </w:pBdr>
+        <w:spacing w:before="240" w:after="100"/>
+        <w:rPr>
+          <w:b/>
+          <w:color w:val="17365D"/>
+          <w:sz w:val="32"/>
+        </w:rPr>
       </w:pPr>
       <w:proofErr w:type="spellStart"/>
       <w:r>
@@ -5093,9 +5112,75 @@
         <w:t xml:space="preserve"> </w:t>
       </w:r>
       <w:r>
-        <w:t>-</w:t>
-      </w:r>
-      <w:r>
+        <w:t xml:space="preserve">– Kada </w:t>
+      </w:r>
+      <w:proofErr w:type="spellStart"/>
+      <w:r>
+        <w:t>stisnemo</w:t>
+      </w:r>
+      <w:proofErr w:type="spellEnd"/>
+      <w:r>
+        <w:t xml:space="preserve"> </w:t>
+      </w:r>
+      <w:proofErr w:type="spellStart"/>
+      <w:r>
+        <w:t>na</w:t>
+      </w:r>
+      <w:proofErr w:type="spellEnd"/>
+      <w:r>
+        <w:t xml:space="preserve"> </w:t>
+      </w:r>
+      <w:proofErr w:type="spellStart"/>
+      <w:r>
+        <w:t>nekog</w:t>
+      </w:r>
+      <w:proofErr w:type="spellEnd"/>
+      <w:r>
+        <w:t xml:space="preserve"> </w:t>
+      </w:r>
+      <w:proofErr w:type="spellStart"/>
+      <w:r>
+        <w:t>na</w:t>
+      </w:r>
+      <w:proofErr w:type="spellEnd"/>
+      <w:r>
+        <w:t xml:space="preserve"> </w:t>
+      </w:r>
+      <w:proofErr w:type="spellStart"/>
+      <w:r>
+        <w:t>stranici</w:t>
+      </w:r>
+      <w:proofErr w:type="spellEnd"/>
+      <w:r>
+        <w:t xml:space="preserve"> da se </w:t>
+      </w:r>
+      <w:proofErr w:type="spellStart"/>
+      <w:r>
+        <w:t>pojavi</w:t>
+      </w:r>
+      <w:proofErr w:type="spellEnd"/>
+      <w:r>
+        <w:t xml:space="preserve"> </w:t>
+      </w:r>
+      <w:proofErr w:type="spellStart"/>
+      <w:r>
+        <w:t>tekst</w:t>
+      </w:r>
+      <w:proofErr w:type="spellEnd"/>
+      <w:r>
+        <w:t xml:space="preserve"> o </w:t>
+      </w:r>
+      <w:proofErr w:type="spellStart"/>
+      <w:r>
+        <w:t>njemu</w:t>
+      </w:r>
+      <w:proofErr w:type="spellEnd"/>
+      <w:r>
+        <w:rPr>
+          <w:b/>
+          <w:color w:val="17365D"/>
+          <w:sz w:val="32"/>
+        </w:rPr>
         <w:t xml:space="preserve"> </w:t>
       </w:r>
     </w:p>
@@ -8136,8 +8221,13 @@
       <w:pPr>
         <w:spacing w:after="60"/>
       </w:pPr>
-      <w:r>
-        <w:t xml:space="preserve">Najkorisnije mi je </w:t>
+      <w:proofErr w:type="spellStart"/>
+      <w:r>
+        <w:t>Najkorisnije</w:t>
+      </w:r>
+      <w:proofErr w:type="spellEnd"/>
+      <w:r>
+        <w:t xml:space="preserve"> mi je </w:t>
       </w:r>
       <w:proofErr w:type="spellStart"/>
       <w:r>
@@ -8324,7 +8414,23 @@
         <w:spacing w:after="60"/>
       </w:pPr>
       <w:r>
-        <w:t xml:space="preserve">Redovito ću provjeravati je li moj dio projekta kompatibilan s </w:t>
+        <w:t xml:space="preserve">Redovito ću provjeravati je li moj dio </w:t>
+      </w:r>
+      <w:proofErr w:type="spellStart"/>
+      <w:r>
+        <w:t>projekta</w:t>
+      </w:r>
+      <w:proofErr w:type="spellEnd"/>
+      <w:r>
+        <w:t xml:space="preserve"> </w:t>
+      </w:r>
+      <w:proofErr w:type="spellStart"/>
+      <w:r>
+        <w:t>kompatibilan</w:t>
+      </w:r>
+      <w:proofErr w:type="spellEnd"/>
+      <w:r>
+        <w:t xml:space="preserve"> s </w:t>
       </w:r>
       <w:proofErr w:type="spellStart"/>
       <w:r>
